--- a/thesis/declaration-form-science-gai.docx
+++ b/thesis/declaration-form-science-gai.docx
@@ -901,6 +901,13 @@
                 <w:color w:val="333333"/>
               </w:rPr>
               <w:t>4.7</w:t>
+            </w:r>
+            <w:r>
+              <w:rPr>
+                <w:rFonts w:ascii="Cambria" w:hAnsi="Cambria" w:cstheme="minorHAnsi"/>
+                <w:color w:val="333333"/>
+              </w:rPr>
+              <w:t xml:space="preserve">/4.8 </w:t>
             </w:r>
           </w:p>
         </w:tc>
@@ -2083,7 +2090,6 @@
                 <w:szCs w:val="22"/>
               </w:rPr>
             </w:pPr>
-            <w:proofErr w:type="spellStart"/>
             <w:r>
               <w:rPr>
                 <w:rFonts w:ascii="Cambria" w:hAnsi="Cambria" w:cstheme="minorHAnsi"/>
@@ -2093,19 +2099,7 @@
                 <w:sz w:val="22"/>
                 <w:szCs w:val="22"/>
               </w:rPr>
-              <w:t>Litterature</w:t>
-            </w:r>
-            <w:proofErr w:type="spellEnd"/>
-            <w:r>
-              <w:rPr>
-                <w:rFonts w:ascii="Cambria" w:hAnsi="Cambria" w:cstheme="minorHAnsi"/>
-                <w:b/>
-                <w:bCs/>
-                <w:color w:val="333333"/>
-                <w:sz w:val="22"/>
-                <w:szCs w:val="22"/>
-              </w:rPr>
-              <w:t xml:space="preserve"> Search:</w:t>
+              <w:t>Litterature Search:</w:t>
             </w:r>
           </w:p>
           <w:p>
@@ -2132,7 +2126,7 @@
                 <w:sz w:val="22"/>
                 <w:szCs w:val="22"/>
               </w:rPr>
-              <w:t xml:space="preserve">To supplement literature search my current literature list was pasted into Claude to see if it could find any adjacent literature. Secondly if I had a hypothesis it was also used to assist in finding material that A) supported it or B) disproved it. Concretely after finding that transformer architectures grouped features in irreducible subspaces, here modular arithmetic and days of the week, </w:t>
+              <w:t xml:space="preserve">To supplement literature search my current literature list was pasted into Claude to see if it could find any adjacent literature. Secondly if I had a </w:t>
             </w:r>
             <w:r>
               <w:rPr>
@@ -2141,7 +2135,7 @@
                 <w:sz w:val="22"/>
                 <w:szCs w:val="22"/>
               </w:rPr>
-              <w:t>C</w:t>
+              <w:t>hypothesis,</w:t>
             </w:r>
             <w:r>
               <w:rPr>
@@ -2150,27 +2144,7 @@
                 <w:sz w:val="22"/>
                 <w:szCs w:val="22"/>
               </w:rPr>
-              <w:t xml:space="preserve">laude found me a source that RNN’s had similar </w:t>
-            </w:r>
-            <w:proofErr w:type="spellStart"/>
-            <w:r>
-              <w:rPr>
-                <w:rFonts w:ascii="Cambria" w:hAnsi="Cambria" w:cstheme="minorHAnsi"/>
-                <w:color w:val="333333"/>
-                <w:sz w:val="22"/>
-                <w:szCs w:val="22"/>
-              </w:rPr>
-              <w:t>behaviour</w:t>
-            </w:r>
-            <w:proofErr w:type="spellEnd"/>
-            <w:r>
-              <w:rPr>
-                <w:rFonts w:ascii="Cambria" w:hAnsi="Cambria" w:cstheme="minorHAnsi"/>
-                <w:color w:val="333333"/>
-                <w:sz w:val="22"/>
-                <w:szCs w:val="22"/>
-              </w:rPr>
-              <w:t>. This reference made it into the related work section.</w:t>
+              <w:t xml:space="preserve"> it was also used to assist in finding material that A) supported it or B) disproved it. </w:t>
             </w:r>
           </w:p>
           <w:p>
@@ -2256,7 +2230,7 @@
                 <w:sz w:val="22"/>
                 <w:szCs w:val="22"/>
               </w:rPr>
-              <w:t>Claude was likewise used to help with syntax</w:t>
+              <w:t xml:space="preserve">Claude was </w:t>
             </w:r>
             <w:r>
               <w:rPr>
@@ -2265,7 +2239,34 @@
                 <w:sz w:val="22"/>
                 <w:szCs w:val="22"/>
               </w:rPr>
-              <w:t>,</w:t>
+              <w:t>used to help with matplotlib and Pytorch syntax.</w:t>
+            </w:r>
+          </w:p>
+          <w:p>
+            <w:pPr>
+              <w:pStyle w:val="ListParagraph"/>
+              <w:numPr>
+                <w:ilvl w:val="0"/>
+                <w:numId w:val="24"/>
+              </w:numPr>
+              <w:spacing w:line="240" w:lineRule="atLeast"/>
+              <w:rPr>
+                <w:rFonts w:ascii="Cambria" w:hAnsi="Cambria" w:cstheme="minorHAnsi"/>
+                <w:b/>
+                <w:bCs/>
+                <w:color w:val="333333"/>
+                <w:sz w:val="22"/>
+                <w:szCs w:val="22"/>
+              </w:rPr>
+            </w:pPr>
+            <w:r>
+              <w:rPr>
+                <w:rFonts w:ascii="Cambria" w:hAnsi="Cambria" w:cstheme="minorHAnsi"/>
+                <w:color w:val="333333"/>
+                <w:sz w:val="22"/>
+                <w:szCs w:val="22"/>
+              </w:rPr>
+              <w:t>T</w:t>
             </w:r>
             <w:r>
               <w:rPr>
@@ -2274,57 +2275,7 @@
                 <w:sz w:val="22"/>
                 <w:szCs w:val="22"/>
               </w:rPr>
-              <w:br/>
-              <w:t xml:space="preserve">to find where in the code </w:t>
-            </w:r>
-            <w:proofErr w:type="spellStart"/>
-            <w:r>
-              <w:rPr>
-                <w:rFonts w:ascii="Cambria" w:hAnsi="Cambria" w:cstheme="minorHAnsi"/>
-                <w:color w:val="333333"/>
-                <w:sz w:val="22"/>
-                <w:szCs w:val="22"/>
-              </w:rPr>
-              <w:t>a</w:t>
-            </w:r>
-            <w:proofErr w:type="spellEnd"/>
-            <w:r>
-              <w:rPr>
-                <w:rFonts w:ascii="Cambria" w:hAnsi="Cambria" w:cstheme="minorHAnsi"/>
-                <w:color w:val="333333"/>
-                <w:sz w:val="22"/>
-                <w:szCs w:val="22"/>
-              </w:rPr>
-              <w:t xml:space="preserve"> specific concept was defined, and in part for explaining what caused a given bug, when the terminal output was too obscure for me to find it. Secondly it was used to help with generating syntax for matplotlib code</w:t>
-            </w:r>
-            <w:r>
-              <w:rPr>
-                <w:rFonts w:ascii="Cambria" w:hAnsi="Cambria" w:cstheme="minorHAnsi"/>
-                <w:color w:val="333333"/>
-                <w:sz w:val="22"/>
-                <w:szCs w:val="22"/>
-              </w:rPr>
-              <w:t xml:space="preserve"> and </w:t>
-            </w:r>
-            <w:proofErr w:type="spellStart"/>
-            <w:r>
-              <w:rPr>
-                <w:rFonts w:ascii="Cambria" w:hAnsi="Cambria" w:cstheme="minorHAnsi"/>
-                <w:color w:val="333333"/>
-                <w:sz w:val="22"/>
-                <w:szCs w:val="22"/>
-              </w:rPr>
-              <w:t>Pytorch</w:t>
-            </w:r>
-            <w:proofErr w:type="spellEnd"/>
-            <w:r>
-              <w:rPr>
-                <w:rFonts w:ascii="Cambria" w:hAnsi="Cambria" w:cstheme="minorHAnsi"/>
-                <w:color w:val="333333"/>
-                <w:sz w:val="22"/>
-                <w:szCs w:val="22"/>
-              </w:rPr>
-              <w:t>.</w:t>
+              <w:t xml:space="preserve"> find where in the code a specific concept was defined, and in part for explaining what caused a given bug, when the terminal output was too obscure for me to find it.</w:t>
             </w:r>
           </w:p>
           <w:p>
@@ -2433,61 +2384,7 @@
                 <w:sz w:val="22"/>
                 <w:szCs w:val="22"/>
               </w:rPr>
-              <w:t xml:space="preserve">Claude was used to find notational inconsistencies in math definitions, </w:t>
-            </w:r>
-            <w:proofErr w:type="spellStart"/>
-            <w:r>
-              <w:rPr>
-                <w:rFonts w:ascii="Cambria" w:hAnsi="Cambria" w:cstheme="minorHAnsi"/>
-                <w:color w:val="333333"/>
-                <w:sz w:val="22"/>
-                <w:szCs w:val="22"/>
-              </w:rPr>
-              <w:t>i.e</w:t>
-            </w:r>
-            <w:proofErr w:type="spellEnd"/>
-            <w:r>
-              <w:rPr>
-                <w:rFonts w:ascii="Cambria" w:hAnsi="Cambria" w:cstheme="minorHAnsi"/>
-                <w:color w:val="333333"/>
-                <w:sz w:val="22"/>
-                <w:szCs w:val="22"/>
-              </w:rPr>
-              <w:t xml:space="preserve"> is there a variable in this expression that was not declared, or if I am reusing a variable that is already used in another section or definition.  Claude was also used to adjust language and give language / math notation feedback. </w:t>
-            </w:r>
-          </w:p>
-          <w:p>
-            <w:pPr>
-              <w:ind w:left="360"/>
-              <w:rPr>
-                <w:rFonts w:ascii="Cambria" w:hAnsi="Cambria" w:cstheme="minorHAnsi"/>
-                <w:i/>
-                <w:iCs/>
-                <w:color w:val="333333"/>
-                <w:sz w:val="22"/>
-                <w:szCs w:val="22"/>
-              </w:rPr>
-            </w:pPr>
-          </w:p>
-          <w:p>
-            <w:pPr>
-              <w:rPr>
-                <w:rFonts w:ascii="Cambria" w:hAnsi="Cambria" w:cstheme="minorHAnsi"/>
-                <w:color w:val="333333"/>
-                <w:sz w:val="22"/>
-                <w:szCs w:val="22"/>
-              </w:rPr>
-            </w:pPr>
-            <w:r>
-              <w:rPr>
-                <w:rFonts w:ascii="Cambria" w:hAnsi="Cambria" w:cstheme="minorHAnsi"/>
-                <w:b/>
-                <w:bCs/>
-                <w:color w:val="333333"/>
-                <w:sz w:val="22"/>
-                <w:szCs w:val="22"/>
-              </w:rPr>
-              <w:t>Brainstorming</w:t>
+              <w:t>Claude was used to find notational inconsistencies in math definitions, i.e is there a variable in this expression that was not declared, or if I am reusing a variable that is already used in another section or definition.  Claude was also used to adjust language and give language</w:t>
             </w:r>
             <w:r>
               <w:rPr>
@@ -2496,196 +2393,12 @@
                 <w:sz w:val="22"/>
                 <w:szCs w:val="22"/>
               </w:rPr>
-              <w:t>:</w:t>
+              <w:t xml:space="preserve"> feedback on commas and other grammatical things.</w:t>
             </w:r>
           </w:p>
           <w:p>
             <w:pPr>
-              <w:pStyle w:val="ListParagraph"/>
-              <w:numPr>
-                <w:ilvl w:val="0"/>
-                <w:numId w:val="24"/>
-              </w:numPr>
-              <w:spacing w:line="240" w:lineRule="atLeast"/>
-              <w:rPr>
-                <w:rFonts w:ascii="Cambria" w:hAnsi="Cambria" w:cstheme="minorHAnsi"/>
-                <w:i/>
-                <w:iCs/>
-                <w:color w:val="333333"/>
-                <w:sz w:val="22"/>
-                <w:szCs w:val="22"/>
-              </w:rPr>
-            </w:pPr>
-            <w:r>
-              <w:rPr>
-                <w:rFonts w:ascii="Cambria" w:hAnsi="Cambria" w:cstheme="minorHAnsi"/>
-                <w:color w:val="333333"/>
-                <w:sz w:val="22"/>
-                <w:szCs w:val="22"/>
-              </w:rPr>
-              <w:t xml:space="preserve">While I wouldn’t call it generating new ideas, it was used as a look up for methods that didn’t come to mind on the spot, </w:t>
-            </w:r>
-            <w:proofErr w:type="spellStart"/>
-            <w:r>
-              <w:rPr>
-                <w:rFonts w:ascii="Cambria" w:hAnsi="Cambria" w:cstheme="minorHAnsi"/>
-                <w:color w:val="333333"/>
-                <w:sz w:val="22"/>
-                <w:szCs w:val="22"/>
-              </w:rPr>
-              <w:t>i.e</w:t>
-            </w:r>
-            <w:proofErr w:type="spellEnd"/>
-            <w:r>
-              <w:rPr>
-                <w:rFonts w:ascii="Cambria" w:hAnsi="Cambria" w:cstheme="minorHAnsi"/>
-                <w:color w:val="333333"/>
-                <w:sz w:val="22"/>
-                <w:szCs w:val="22"/>
-              </w:rPr>
-              <w:t xml:space="preserve"> methods that </w:t>
-            </w:r>
-            <w:r>
-              <w:rPr>
-                <w:rFonts w:ascii="Cambria" w:hAnsi="Cambria" w:cstheme="minorHAnsi"/>
-                <w:color w:val="333333"/>
-                <w:sz w:val="22"/>
-                <w:szCs w:val="22"/>
-              </w:rPr>
-              <w:t>can visualize</w:t>
-            </w:r>
-            <w:r>
-              <w:rPr>
-                <w:rFonts w:ascii="Cambria" w:hAnsi="Cambria" w:cstheme="minorHAnsi"/>
-                <w:color w:val="333333"/>
-                <w:sz w:val="22"/>
-                <w:szCs w:val="22"/>
-              </w:rPr>
-              <w:t xml:space="preserve"> a latent space.</w:t>
-            </w:r>
-          </w:p>
-          <w:p>
-            <w:pPr>
-              <w:rPr>
-                <w:rFonts w:ascii="Cambria" w:hAnsi="Cambria" w:cstheme="minorHAnsi"/>
-                <w:i/>
-                <w:iCs/>
-                <w:color w:val="333333"/>
-                <w:sz w:val="22"/>
-                <w:szCs w:val="22"/>
-              </w:rPr>
-            </w:pPr>
-          </w:p>
-          <w:p>
-            <w:pPr>
-              <w:rPr>
-                <w:rFonts w:ascii="Cambria" w:hAnsi="Cambria" w:cstheme="minorHAnsi"/>
-                <w:i/>
-                <w:iCs/>
-                <w:color w:val="333333"/>
-                <w:sz w:val="22"/>
-                <w:szCs w:val="22"/>
-              </w:rPr>
-            </w:pPr>
-          </w:p>
-          <w:p>
-            <w:pPr>
-              <w:rPr>
-                <w:rFonts w:ascii="Cambria" w:hAnsi="Cambria" w:cstheme="minorHAnsi"/>
-                <w:i/>
-                <w:iCs/>
-                <w:color w:val="333333"/>
-                <w:sz w:val="22"/>
-                <w:szCs w:val="22"/>
-              </w:rPr>
-            </w:pPr>
-          </w:p>
-          <w:p>
-            <w:pPr>
-              <w:rPr>
-                <w:rFonts w:ascii="Cambria" w:hAnsi="Cambria" w:cstheme="minorHAnsi"/>
-                <w:i/>
-                <w:iCs/>
-                <w:color w:val="333333"/>
-                <w:sz w:val="22"/>
-                <w:szCs w:val="22"/>
-              </w:rPr>
-            </w:pPr>
-          </w:p>
-          <w:p>
-            <w:pPr>
-              <w:rPr>
-                <w:rFonts w:ascii="Cambria" w:hAnsi="Cambria" w:cstheme="minorHAnsi"/>
-                <w:i/>
-                <w:iCs/>
-                <w:color w:val="333333"/>
-                <w:sz w:val="22"/>
-                <w:szCs w:val="22"/>
-              </w:rPr>
-            </w:pPr>
-          </w:p>
-          <w:p>
-            <w:pPr>
-              <w:rPr>
-                <w:rFonts w:ascii="Cambria" w:hAnsi="Cambria" w:cstheme="minorHAnsi"/>
-                <w:i/>
-                <w:iCs/>
-                <w:color w:val="333333"/>
-                <w:sz w:val="22"/>
-                <w:szCs w:val="22"/>
-              </w:rPr>
-            </w:pPr>
-          </w:p>
-          <w:p>
-            <w:pPr>
-              <w:rPr>
-                <w:rFonts w:ascii="Cambria" w:hAnsi="Cambria" w:cstheme="minorHAnsi"/>
-                <w:i/>
-                <w:iCs/>
-                <w:color w:val="333333"/>
-                <w:sz w:val="22"/>
-                <w:szCs w:val="22"/>
-              </w:rPr>
-            </w:pPr>
-          </w:p>
-          <w:p>
-            <w:pPr>
-              <w:rPr>
-                <w:rFonts w:ascii="Cambria" w:hAnsi="Cambria" w:cstheme="minorHAnsi"/>
-                <w:i/>
-                <w:iCs/>
-                <w:color w:val="333333"/>
-                <w:sz w:val="22"/>
-                <w:szCs w:val="22"/>
-              </w:rPr>
-            </w:pPr>
-          </w:p>
-          <w:p>
-            <w:pPr>
-              <w:rPr>
-                <w:rFonts w:ascii="Cambria" w:hAnsi="Cambria" w:cstheme="minorHAnsi"/>
-                <w:i/>
-                <w:iCs/>
-                <w:color w:val="333333"/>
-                <w:sz w:val="22"/>
-                <w:szCs w:val="22"/>
-              </w:rPr>
-            </w:pPr>
-          </w:p>
-          <w:p>
-            <w:pPr>
-              <w:rPr>
-                <w:rFonts w:ascii="Cambria" w:hAnsi="Cambria" w:cstheme="minorHAnsi"/>
-                <w:i/>
-                <w:iCs/>
-                <w:color w:val="333333"/>
-                <w:sz w:val="22"/>
-                <w:szCs w:val="22"/>
-              </w:rPr>
-            </w:pPr>
-          </w:p>
-          <w:p>
-            <w:pPr>
+              <w:ind w:left="360"/>
               <w:rPr>
                 <w:rFonts w:ascii="Cambria" w:hAnsi="Cambria" w:cstheme="minorHAnsi"/>
                 <w:i/>
@@ -2728,7 +2441,6 @@
                 <w:sz w:val="22"/>
                 <w:szCs w:val="22"/>
               </w:rPr>
-              <w:lastRenderedPageBreak/>
               <w:t>Describe how you have critically assessed the responses provided by the AI.</w:t>
             </w:r>
           </w:p>
@@ -2756,7 +2468,25 @@
                 <w:sz w:val="22"/>
                 <w:szCs w:val="22"/>
               </w:rPr>
-              <w:t xml:space="preserve">I never used any material that I couldn’t personally verify was correct or incorrect. Secondly for literature search, the papers were read personally to see if </w:t>
+              <w:t xml:space="preserve">I never used any material that I couldn’t personally verify was correct or incorrect. </w:t>
+            </w:r>
+            <w:r>
+              <w:rPr>
+                <w:rFonts w:ascii="Cambria" w:hAnsi="Cambria" w:cstheme="minorHAnsi"/>
+                <w:color w:val="333333"/>
+                <w:sz w:val="22"/>
+                <w:szCs w:val="22"/>
+              </w:rPr>
+              <w:t xml:space="preserve"> </w:t>
+            </w:r>
+            <w:r>
+              <w:rPr>
+                <w:rFonts w:ascii="Cambria" w:hAnsi="Cambria" w:cstheme="minorHAnsi"/>
+                <w:color w:val="333333"/>
+                <w:sz w:val="22"/>
+                <w:szCs w:val="22"/>
+              </w:rPr>
+              <w:t xml:space="preserve">Secondly for literature search, the papers were read personally to see if </w:t>
             </w:r>
             <w:r>
               <w:rPr>
@@ -2792,7 +2522,25 @@
                 <w:sz w:val="22"/>
                 <w:szCs w:val="22"/>
               </w:rPr>
-              <w:t xml:space="preserve"> what was claimed. Latex syntax was just inspected visually as it was just stylistic.</w:t>
+              <w:t xml:space="preserve"> what was claimed. Latex syntax was just inspected visually as it was </w:t>
+            </w:r>
+            <w:r>
+              <w:rPr>
+                <w:rFonts w:ascii="Cambria" w:hAnsi="Cambria" w:cstheme="minorHAnsi"/>
+                <w:color w:val="333333"/>
+                <w:sz w:val="22"/>
+                <w:szCs w:val="22"/>
+              </w:rPr>
+              <w:t>purely</w:t>
+            </w:r>
+            <w:r>
+              <w:rPr>
+                <w:rFonts w:ascii="Cambria" w:hAnsi="Cambria" w:cstheme="minorHAnsi"/>
+                <w:color w:val="333333"/>
+                <w:sz w:val="22"/>
+                <w:szCs w:val="22"/>
+              </w:rPr>
+              <w:t xml:space="preserve"> stylistic.</w:t>
             </w:r>
           </w:p>
           <w:p>
@@ -11033,6 +10781,15 @@
 </file>
 
 <file path=customXml/item1.xml><?xml version="1.0" encoding="utf-8"?>
+<?mso-contentType ?>
+<FormTemplates xmlns="http://schemas.microsoft.com/sharepoint/v3/contenttype/forms">
+  <Display>DocumentLibraryForm</Display>
+  <Edit>DocumentLibraryForm</Edit>
+  <New>DocumentLibraryForm</New>
+</FormTemplates>
+</file>
+
+<file path=customXml/item2.xml><?xml version="1.0" encoding="utf-8"?>
 <ct:contentTypeSchema xmlns:ct="http://schemas.microsoft.com/office/2006/metadata/contentType" xmlns:ma="http://schemas.microsoft.com/office/2006/metadata/properties/metaAttributes" ct:_="" ma:_="" ma:contentTypeName="Document" ma:contentTypeID="0x0101007F9EF17FC6D4A940959503737C7076B7" ma:contentTypeVersion="14" ma:contentTypeDescription="Create a new document." ma:contentTypeScope="" ma:versionID="7a8717e78fc26d75514854e923b10bfa">
   <xsd:schema xmlns:xsd="http://www.w3.org/2001/XMLSchema" xmlns:xs="http://www.w3.org/2001/XMLSchema" xmlns:p="http://schemas.microsoft.com/office/2006/metadata/properties" xmlns:ns2="fb9baec7-83a9-42ee-aa4e-a946a28a9d95" xmlns:ns3="d479cc6d-cf6a-4b72-9469-d0628568ef88" targetNamespace="http://schemas.microsoft.com/office/2006/metadata/properties" ma:root="true" ma:fieldsID="2d049d9879153fdf38132b2e2c5246fd" ns2:_="" ns3:_="">
     <xsd:import namespace="fb9baec7-83a9-42ee-aa4e-a946a28a9d95"/>
@@ -11261,15 +11018,6 @@
 </ct:contentTypeSchema>
 </file>
 
-<file path=customXml/item2.xml><?xml version="1.0" encoding="utf-8"?>
-<?mso-contentType ?>
-<FormTemplates xmlns="http://schemas.microsoft.com/sharepoint/v3/contenttype/forms">
-  <Display>DocumentLibraryForm</Display>
-  <Edit>DocumentLibraryForm</Edit>
-  <New>DocumentLibraryForm</New>
-</FormTemplates>
-</file>
-
 <file path=customXml/item3.xml><?xml version="1.0" encoding="utf-8"?>
 <p:properties xmlns:p="http://schemas.microsoft.com/office/2006/metadata/properties" xmlns:xsi="http://www.w3.org/2001/XMLSchema-instance" xmlns:pc="http://schemas.microsoft.com/office/infopath/2007/PartnerControls">
   <documentManagement>
@@ -11282,6 +11030,14 @@
 </file>
 
 <file path=customXml/itemProps1.xml><?xml version="1.0" encoding="utf-8"?>
+<ds:datastoreItem xmlns:ds="http://schemas.openxmlformats.org/officeDocument/2006/customXml" ds:itemID="{07F2C2B2-CBD4-4F76-87B4-F6360215CC70}">
+  <ds:schemaRefs>
+    <ds:schemaRef ds:uri="http://schemas.microsoft.com/sharepoint/v3/contenttype/forms"/>
+  </ds:schemaRefs>
+</ds:datastoreItem>
+</file>
+
+<file path=customXml/itemProps2.xml><?xml version="1.0" encoding="utf-8"?>
 <ds:datastoreItem xmlns:ds="http://schemas.openxmlformats.org/officeDocument/2006/customXml" ds:itemID="{13175134-1658-4F01-89A9-232C09CB12F1}">
   <ds:schemaRefs>
     <ds:schemaRef ds:uri="http://schemas.microsoft.com/office/2006/metadata/contentType"/>
@@ -11300,14 +11056,6 @@
 </ds:datastoreItem>
 </file>
 
-<file path=customXml/itemProps2.xml><?xml version="1.0" encoding="utf-8"?>
-<ds:datastoreItem xmlns:ds="http://schemas.openxmlformats.org/officeDocument/2006/customXml" ds:itemID="{07F2C2B2-CBD4-4F76-87B4-F6360215CC70}">
-  <ds:schemaRefs>
-    <ds:schemaRef ds:uri="http://schemas.microsoft.com/sharepoint/v3/contenttype/forms"/>
-  </ds:schemaRefs>
-</ds:datastoreItem>
-</file>
-
 <file path=customXml/itemProps3.xml><?xml version="1.0" encoding="utf-8"?>
 <ds:datastoreItem xmlns:ds="http://schemas.openxmlformats.org/officeDocument/2006/customXml" ds:itemID="{CF607E43-C6C9-4B57-ACD0-73725D551F74}">
   <ds:schemaRefs>
